--- a/is295/srs-template.docx
+++ b/is295/srs-template.docx
@@ -16,7 +16,7 @@
           <w:noProof/>
         </w:rPr>
         <w:drawing>
-          <wp:inline distT="0" distB="0" distL="0" distR="0">
+          <wp:inline distT="0" distB="0" distL="0" distR="0" wp14:anchorId="60FF2DB0" wp14:editId="3888B266">
             <wp:extent cx="1863725" cy="1118235"/>
             <wp:effectExtent l="0" t="0" r="0" b="0"/>
             <wp:docPr id="7" name="image1.png"/>
@@ -141,14 +141,7 @@
         <w:t>SOFTWARE REQUIREMENTS SPECIFICATION</w:t>
       </w:r>
     </w:p>
-    <w:p>
-      <w:pPr>
-        <w:jc w:val="center"/>
-      </w:pPr>
-      <w:r>
-        <w:t>IS 295 System Blueprint</w:t>
-      </w:r>
-    </w:p>
+    <w:p/>
     <w:p/>
     <w:p/>
     <w:p/>
@@ -265,7 +258,21 @@
           <w:sz w:val="28"/>
           <w:szCs w:val="28"/>
         </w:rPr>
-        <w:t>This Software Requirements Specification, forming part of the IS 295 System Blueprint of the Special Project titled</w:t>
+        <w:t>This Software Requirements Specification, forming part of the</w:t>
+      </w:r>
+      <w:r>
+        <w:rPr>
+          <w:sz w:val="28"/>
+          <w:szCs w:val="28"/>
+        </w:rPr>
+        <w:t xml:space="preserve"> </w:t>
+      </w:r>
+      <w:r>
+        <w:rPr>
+          <w:sz w:val="28"/>
+          <w:szCs w:val="28"/>
+        </w:rPr>
+        <w:t>Special Project titled</w:t>
       </w:r>
     </w:p>
     <w:p>
@@ -403,6 +410,26 @@
         </w:rPr>
         <w:t>Adviser</w:t>
       </w:r>
+    </w:p>
+    <w:p>
+      <w:pPr>
+        <w:spacing w:line="240" w:lineRule="auto"/>
+        <w:jc w:val="center"/>
+        <w:rPr>
+          <w:sz w:val="28"/>
+          <w:szCs w:val="28"/>
+        </w:rPr>
+      </w:pPr>
+    </w:p>
+    <w:p>
+      <w:pPr>
+        <w:spacing w:line="240" w:lineRule="auto"/>
+        <w:jc w:val="center"/>
+        <w:rPr>
+          <w:sz w:val="28"/>
+          <w:szCs w:val="28"/>
+        </w:rPr>
+      </w:pPr>
     </w:p>
     <w:p>
       <w:pPr>

--- a/is295/srs-template.docx
+++ b/is295/srs-template.docx
@@ -16,21 +16,26 @@
           <w:noProof/>
         </w:rPr>
         <w:drawing>
-          <wp:inline distT="0" distB="0" distL="0" distR="0" wp14:anchorId="60FF2DB0" wp14:editId="3888B266">
-            <wp:extent cx="1863725" cy="1118235"/>
-            <wp:effectExtent l="0" t="0" r="0" b="0"/>
+          <wp:inline distT="0" distB="0" distL="0" distR="0" wp14:anchorId="60FF2DB0" wp14:editId="3B200B18">
+            <wp:extent cx="1673334" cy="1585452"/>
+            <wp:effectExtent l="0" t="0" r="3175" b="2540"/>
             <wp:docPr id="7" name="image1.png"/>
             <wp:cNvGraphicFramePr/>
             <a:graphic xmlns:a="http://schemas.openxmlformats.org/drawingml/2006/main">
               <a:graphicData uri="http://schemas.openxmlformats.org/drawingml/2006/picture">
                 <pic:pic xmlns:pic="http://schemas.openxmlformats.org/drawingml/2006/picture">
                   <pic:nvPicPr>
-                    <pic:cNvPr id="0" name="image1.png"/>
+                    <pic:cNvPr id="7" name="image1.png"/>
                     <pic:cNvPicPr preferRelativeResize="0"/>
                   </pic:nvPicPr>
                   <pic:blipFill>
-                    <a:blip r:embed="rId8"/>
-                    <a:srcRect/>
+                    <a:blip r:embed="rId8" cstate="print">
+                      <a:extLst>
+                        <a:ext uri="{28A0092B-C50C-407E-A947-70E740481C1C}">
+                          <a14:useLocalDpi xmlns:a14="http://schemas.microsoft.com/office/drawing/2010/main" val="0"/>
+                        </a:ext>
+                      </a:extLst>
+                    </a:blip>
                     <a:stretch>
                       <a:fillRect/>
                     </a:stretch>
@@ -38,7 +43,7 @@
                   <pic:spPr>
                     <a:xfrm>
                       <a:off x="0" y="0"/>
-                      <a:ext cx="1863725" cy="1118235"/>
+                      <a:ext cx="1673334" cy="1585452"/>
                     </a:xfrm>
                     <a:prstGeom prst="rect">
                       <a:avLst/>

--- a/is295/srs-template.docx
+++ b/is295/srs-template.docx
@@ -16,26 +16,21 @@
           <w:noProof/>
         </w:rPr>
         <w:drawing>
-          <wp:inline distT="0" distB="0" distL="0" distR="0" wp14:anchorId="60FF2DB0" wp14:editId="3B200B18">
-            <wp:extent cx="1673334" cy="1585452"/>
-            <wp:effectExtent l="0" t="0" r="3175" b="2540"/>
+          <wp:inline distT="0" distB="0" distL="0" distR="0" wp14:anchorId="60FF2DB0" wp14:editId="3888B266">
+            <wp:extent cx="1554480" cy="1406434"/>
+            <wp:effectExtent l="0" t="0" r="0" b="0"/>
             <wp:docPr id="7" name="image1.png"/>
             <wp:cNvGraphicFramePr/>
             <a:graphic xmlns:a="http://schemas.openxmlformats.org/drawingml/2006/main">
               <a:graphicData uri="http://schemas.openxmlformats.org/drawingml/2006/picture">
                 <pic:pic xmlns:pic="http://schemas.openxmlformats.org/drawingml/2006/picture">
                   <pic:nvPicPr>
-                    <pic:cNvPr id="7" name="image1.png"/>
+                    <pic:cNvPr id="0" name="image1.png"/>
                     <pic:cNvPicPr preferRelativeResize="0"/>
                   </pic:nvPicPr>
                   <pic:blipFill>
-                    <a:blip r:embed="rId8" cstate="print">
-                      <a:extLst>
-                        <a:ext uri="{28A0092B-C50C-407E-A947-70E740481C1C}">
-                          <a14:useLocalDpi xmlns:a14="http://schemas.microsoft.com/office/drawing/2010/main" val="0"/>
-                        </a:ext>
-                      </a:extLst>
-                    </a:blip>
+                    <a:blip r:embed="rId8"/>
+                    <a:srcRect/>
                     <a:stretch>
                       <a:fillRect/>
                     </a:stretch>
@@ -43,7 +38,7 @@
                   <pic:spPr>
                     <a:xfrm>
                       <a:off x="0" y="0"/>
-                      <a:ext cx="1673334" cy="1585452"/>
+                      <a:ext cx="1554480" cy="1406434"/>
                     </a:xfrm>
                     <a:prstGeom prst="rect">
                       <a:avLst/>
@@ -233,249 +228,6 @@
           <w:pgNumType w:start="1"/>
           <w:cols w:space="720"/>
           <w:titlePg/>
-        </w:sectPr>
-      </w:pPr>
-    </w:p>
-    <w:p/>
-    <w:p/>
-    <w:p/>
-    <w:p>
-      <w:pPr>
-        <w:pStyle w:val="Heading4"/>
-      </w:pPr>
-      <w:r>
-        <w:t>APPROVAL SHEET</w:t>
-      </w:r>
-    </w:p>
-    <w:p/>
-    <w:p/>
-    <w:p>
-      <w:pPr>
-        <w:spacing w:line="240" w:lineRule="auto"/>
-        <w:jc w:val="center"/>
-        <w:rPr>
-          <w:sz w:val="28"/>
-          <w:szCs w:val="28"/>
-        </w:rPr>
-      </w:pPr>
-      <w:r>
-        <w:rPr>
-          <w:sz w:val="28"/>
-          <w:szCs w:val="28"/>
-        </w:rPr>
-        <w:t>This Software Requirements Specification, forming part of the</w:t>
-      </w:r>
-      <w:r>
-        <w:rPr>
-          <w:sz w:val="28"/>
-          <w:szCs w:val="28"/>
-        </w:rPr>
-        <w:t xml:space="preserve"> </w:t>
-      </w:r>
-      <w:r>
-        <w:rPr>
-          <w:sz w:val="28"/>
-          <w:szCs w:val="28"/>
-        </w:rPr>
-        <w:t>Special Project titled</w:t>
-      </w:r>
-    </w:p>
-    <w:p>
-      <w:pPr>
-        <w:spacing w:line="240" w:lineRule="auto"/>
-        <w:jc w:val="center"/>
-        <w:rPr>
-          <w:sz w:val="28"/>
-          <w:szCs w:val="28"/>
-        </w:rPr>
-      </w:pPr>
-    </w:p>
-    <w:p>
-      <w:pPr>
-        <w:spacing w:line="240" w:lineRule="auto"/>
-        <w:jc w:val="center"/>
-        <w:rPr>
-          <w:sz w:val="28"/>
-          <w:szCs w:val="28"/>
-        </w:rPr>
-      </w:pPr>
-      <w:r>
-        <w:rPr>
-          <w:sz w:val="28"/>
-          <w:szCs w:val="28"/>
-        </w:rPr>
-        <w:t>_____________________________________________</w:t>
-      </w:r>
-    </w:p>
-    <w:p>
-      <w:pPr>
-        <w:spacing w:line="240" w:lineRule="auto"/>
-        <w:jc w:val="center"/>
-        <w:rPr>
-          <w:sz w:val="28"/>
-          <w:szCs w:val="28"/>
-        </w:rPr>
-      </w:pPr>
-    </w:p>
-    <w:p>
-      <w:pPr>
-        <w:spacing w:line="240" w:lineRule="auto"/>
-        <w:jc w:val="left"/>
-        <w:rPr>
-          <w:sz w:val="28"/>
-          <w:szCs w:val="28"/>
-        </w:rPr>
-      </w:pPr>
-      <w:r>
-        <w:rPr>
-          <w:sz w:val="28"/>
-          <w:szCs w:val="28"/>
-        </w:rPr>
-        <w:t>is hereby approved as the requirements baseline for the design, development, testing, and evaluation of the system.</w:t>
-      </w:r>
-    </w:p>
-    <w:p>
-      <w:pPr>
-        <w:spacing w:line="240" w:lineRule="auto"/>
-        <w:jc w:val="center"/>
-        <w:rPr>
-          <w:sz w:val="28"/>
-          <w:szCs w:val="28"/>
-        </w:rPr>
-      </w:pPr>
-    </w:p>
-    <w:p>
-      <w:pPr>
-        <w:spacing w:line="240" w:lineRule="auto"/>
-        <w:rPr>
-          <w:sz w:val="28"/>
-          <w:szCs w:val="28"/>
-        </w:rPr>
-      </w:pPr>
-    </w:p>
-    <w:p>
-      <w:pPr>
-        <w:spacing w:line="240" w:lineRule="auto"/>
-        <w:jc w:val="center"/>
-        <w:rPr>
-          <w:sz w:val="28"/>
-          <w:szCs w:val="28"/>
-        </w:rPr>
-      </w:pPr>
-    </w:p>
-    <w:p>
-      <w:pPr>
-        <w:spacing w:line="240" w:lineRule="auto"/>
-        <w:rPr>
-          <w:sz w:val="28"/>
-          <w:szCs w:val="28"/>
-        </w:rPr>
-      </w:pPr>
-    </w:p>
-    <w:p>
-      <w:pPr>
-        <w:spacing w:line="240" w:lineRule="auto"/>
-        <w:jc w:val="center"/>
-        <w:rPr>
-          <w:sz w:val="28"/>
-          <w:szCs w:val="28"/>
-        </w:rPr>
-      </w:pPr>
-    </w:p>
-    <w:p>
-      <w:pPr>
-        <w:spacing w:line="240" w:lineRule="auto"/>
-        <w:jc w:val="center"/>
-        <w:rPr>
-          <w:sz w:val="28"/>
-          <w:szCs w:val="28"/>
-        </w:rPr>
-      </w:pPr>
-      <w:r>
-        <w:rPr>
-          <w:sz w:val="28"/>
-          <w:szCs w:val="28"/>
-        </w:rPr>
-        <w:t>__________________________</w:t>
-      </w:r>
-    </w:p>
-    <w:p>
-      <w:pPr>
-        <w:spacing w:line="240" w:lineRule="auto"/>
-        <w:jc w:val="center"/>
-        <w:rPr>
-          <w:sz w:val="28"/>
-          <w:szCs w:val="28"/>
-        </w:rPr>
-      </w:pPr>
-      <w:r>
-        <w:rPr>
-          <w:sz w:val="28"/>
-          <w:szCs w:val="28"/>
-        </w:rPr>
-        <w:t>Adviser</w:t>
-      </w:r>
-    </w:p>
-    <w:p>
-      <w:pPr>
-        <w:spacing w:line="240" w:lineRule="auto"/>
-        <w:jc w:val="center"/>
-        <w:rPr>
-          <w:sz w:val="28"/>
-          <w:szCs w:val="28"/>
-        </w:rPr>
-      </w:pPr>
-    </w:p>
-    <w:p>
-      <w:pPr>
-        <w:spacing w:line="240" w:lineRule="auto"/>
-        <w:jc w:val="center"/>
-        <w:rPr>
-          <w:sz w:val="28"/>
-          <w:szCs w:val="28"/>
-        </w:rPr>
-      </w:pPr>
-    </w:p>
-    <w:p>
-      <w:pPr>
-        <w:spacing w:line="240" w:lineRule="auto"/>
-        <w:jc w:val="center"/>
-        <w:rPr>
-          <w:sz w:val="28"/>
-          <w:szCs w:val="28"/>
-        </w:rPr>
-      </w:pPr>
-      <w:r>
-        <w:rPr>
-          <w:sz w:val="28"/>
-          <w:szCs w:val="28"/>
-        </w:rPr>
-        <w:t>____________</w:t>
-      </w:r>
-    </w:p>
-    <w:p>
-      <w:pPr>
-        <w:spacing w:line="240" w:lineRule="auto"/>
-        <w:jc w:val="center"/>
-        <w:rPr>
-          <w:sz w:val="28"/>
-          <w:szCs w:val="28"/>
-        </w:rPr>
-      </w:pPr>
-      <w:r>
-        <w:rPr>
-          <w:sz w:val="28"/>
-          <w:szCs w:val="28"/>
-        </w:rPr>
-        <w:t>Date</w:t>
-      </w:r>
-    </w:p>
-    <w:p>
-      <w:pPr>
-        <w:sectPr>
-          <w:pgSz w:w="11901" w:h="16817"/>
-          <w:pgMar w:top="1440" w:right="1440" w:bottom="1440" w:left="1440" w:header="709" w:footer="709" w:gutter="0"/>
-          <w:cols w:space="720"/>
         </w:sectPr>
       </w:pPr>
     </w:p>
@@ -925,20 +677,14 @@
           </w:pPr>
           <w:r>
             <w:fldChar w:fldCharType="begin"/>
-          </w:r>
-          <w:r>
             <w:instrText xml:space="preserve"> TOC \o "1-3" \h \z \u </w:instrText>
-          </w:r>
-          <w:r>
             <w:fldChar w:fldCharType="separate"/>
           </w:r>
           <w:hyperlink w:anchor="_SRS501" w:history="1">
             <w:r>
               <w:t>Revision History</w:t>
-            </w:r>
-            <w:r>
               <w:tab/>
-              <w:t>3</w:t>
+              <w:t>2</w:t>
             </w:r>
           </w:hyperlink>
         </w:p>
@@ -953,10 +699,8 @@
           <w:hyperlink w:anchor="_SRS502" w:history="1">
             <w:r>
               <w:t>Table of Contents</w:t>
-            </w:r>
-            <w:r>
               <w:tab/>
-              <w:t>4</w:t>
+              <w:t>3</w:t>
             </w:r>
           </w:hyperlink>
         </w:p>
@@ -970,11 +714,9 @@
           </w:pPr>
           <w:hyperlink w:anchor="_SRS503" w:history="1">
             <w:r>
-              <w:t>Introduction</w:t>
-            </w:r>
-            <w:r>
+              <w:t xml:space="preserve">1    Introduction</w:t>
               <w:tab/>
-              <w:t>6</w:t>
+              <w:t>5</w:t>
             </w:r>
           </w:hyperlink>
         </w:p>
@@ -990,10 +732,8 @@
           <w:hyperlink w:anchor="_SRS504" w:history="1">
             <w:r>
               <w:t>1.1    Purpose</w:t>
-            </w:r>
-            <w:r>
               <w:tab/>
-              <w:t>6</w:t>
+              <w:t>5</w:t>
             </w:r>
           </w:hyperlink>
         </w:p>
@@ -1009,10 +749,8 @@
           <w:hyperlink w:anchor="_SRS505" w:history="1">
             <w:r>
               <w:t>1.2    System Overview</w:t>
-            </w:r>
-            <w:r>
               <w:tab/>
-              <w:t>6</w:t>
+              <w:t>5</w:t>
             </w:r>
           </w:hyperlink>
         </w:p>
@@ -1028,10 +766,8 @@
           <w:hyperlink w:anchor="_SRS506" w:history="1">
             <w:r>
               <w:t>1.3    Scope</w:t>
-            </w:r>
-            <w:r>
               <w:tab/>
-              <w:t>6</w:t>
+              <w:t>5</w:t>
             </w:r>
           </w:hyperlink>
         </w:p>
@@ -1045,11 +781,9 @@
           </w:pPr>
           <w:hyperlink w:anchor="_SRS507" w:history="1">
             <w:r>
-              <w:t>Overall Description</w:t>
-            </w:r>
-            <w:r>
+              <w:t xml:space="preserve">2    Overall Description</w:t>
               <w:tab/>
-              <w:t>7</w:t>
+              <w:t>6</w:t>
             </w:r>
           </w:hyperlink>
         </w:p>
@@ -1065,10 +799,8 @@
           <w:hyperlink w:anchor="_SRS508" w:history="1">
             <w:r>
               <w:t>2.1    Product Perspective</w:t>
-            </w:r>
-            <w:r>
               <w:tab/>
-              <w:t>7</w:t>
+              <w:t>6</w:t>
             </w:r>
           </w:hyperlink>
         </w:p>
@@ -1084,10 +816,8 @@
           <w:hyperlink w:anchor="_SRS509" w:history="1">
             <w:r>
               <w:t>2.2    User Classes and Characteristics</w:t>
-            </w:r>
-            <w:r>
               <w:tab/>
-              <w:t>7</w:t>
+              <w:t>6</w:t>
             </w:r>
           </w:hyperlink>
         </w:p>
@@ -1103,10 +833,8 @@
           <w:hyperlink w:anchor="_SRS510" w:history="1">
             <w:r>
               <w:t>2.3    Constraints, Assumptions, and Dependencies</w:t>
-            </w:r>
-            <w:r>
               <w:tab/>
-              <w:t>8</w:t>
+              <w:t>7</w:t>
             </w:r>
           </w:hyperlink>
         </w:p>
@@ -1120,11 +848,9 @@
           </w:pPr>
           <w:hyperlink w:anchor="_SRS511" w:history="1">
             <w:r>
-              <w:t>Functional Requirements</w:t>
-            </w:r>
-            <w:r>
+              <w:t xml:space="preserve">3    Functional Requirements</w:t>
               <w:tab/>
-              <w:t>9</w:t>
+              <w:t>8</w:t>
             </w:r>
           </w:hyperlink>
         </w:p>
@@ -1140,10 +866,8 @@
           <w:hyperlink w:anchor="_SRS512" w:history="1">
             <w:r>
               <w:t>3.1    [Module or Feature Name]</w:t>
-            </w:r>
-            <w:r>
               <w:tab/>
-              <w:t>9</w:t>
+              <w:t>8</w:t>
             </w:r>
           </w:hyperlink>
         </w:p>
@@ -1159,10 +883,8 @@
           <w:hyperlink w:anchor="_SRS513" w:history="1">
             <w:r>
               <w:t>3.2    [Module or Feature Name]</w:t>
-            </w:r>
-            <w:r>
               <w:tab/>
-              <w:t>9</w:t>
+              <w:t>8</w:t>
             </w:r>
           </w:hyperlink>
         </w:p>
@@ -1178,10 +900,8 @@
           <w:hyperlink w:anchor="_SRS514" w:history="1">
             <w:r>
               <w:t>3.3    [Module or Feature Name]</w:t>
-            </w:r>
-            <w:r>
               <w:tab/>
-              <w:t>10</w:t>
+              <w:t>9</w:t>
             </w:r>
           </w:hyperlink>
         </w:p>
@@ -1197,10 +917,8 @@
           <w:hyperlink w:anchor="_SRS515" w:history="1">
             <w:r>
               <w:t>3.4    [Module or Feature Name]</w:t>
-            </w:r>
-            <w:r>
               <w:tab/>
-              <w:t>10</w:t>
+              <w:t>9</w:t>
             </w:r>
           </w:hyperlink>
         </w:p>
@@ -1216,10 +934,8 @@
           <w:hyperlink w:anchor="_SRS516" w:history="1">
             <w:r>
               <w:t>3.n    [Module or Feature Name]</w:t>
-            </w:r>
-            <w:r>
               <w:tab/>
-              <w:t>10</w:t>
+              <w:t>9</w:t>
             </w:r>
           </w:hyperlink>
         </w:p>
@@ -1233,11 +949,9 @@
           </w:pPr>
           <w:hyperlink w:anchor="_SRS517" w:history="1">
             <w:r>
-              <w:t>Use Cases</w:t>
-            </w:r>
-            <w:r>
+              <w:t xml:space="preserve">4    Use Cases</w:t>
               <w:tab/>
-              <w:t>12</w:t>
+              <w:t>11</w:t>
             </w:r>
           </w:hyperlink>
         </w:p>
@@ -1253,10 +967,8 @@
           <w:hyperlink w:anchor="_SRS518" w:history="1">
             <w:r>
               <w:t>4.1    Use Case Diagram</w:t>
-            </w:r>
-            <w:r>
               <w:tab/>
-              <w:t>12</w:t>
+              <w:t>11</w:t>
             </w:r>
           </w:hyperlink>
         </w:p>
@@ -1272,10 +984,8 @@
           <w:hyperlink w:anchor="_SRS519" w:history="1">
             <w:r>
               <w:t>4.2    Use Case Specifications</w:t>
-            </w:r>
-            <w:r>
               <w:tab/>
-              <w:t>13</w:t>
+              <w:t>12</w:t>
             </w:r>
           </w:hyperlink>
         </w:p>
@@ -1291,10 +1001,8 @@
           <w:hyperlink w:anchor="_SRS520" w:history="1">
             <w:r>
               <w:t>4.2.1    UC-01: [Use Case Name]</w:t>
-            </w:r>
-            <w:r>
               <w:tab/>
-              <w:t>13</w:t>
+              <w:t>12</w:t>
             </w:r>
           </w:hyperlink>
         </w:p>
@@ -1310,10 +1018,8 @@
           <w:hyperlink w:anchor="_SRS521" w:history="1">
             <w:r>
               <w:t>4.2.2    UC-02: [Use Case Name]</w:t>
-            </w:r>
-            <w:r>
               <w:tab/>
-              <w:t>14</w:t>
+              <w:t>13</w:t>
             </w:r>
           </w:hyperlink>
         </w:p>
@@ -1329,10 +1035,8 @@
           <w:hyperlink w:anchor="_SRS522" w:history="1">
             <w:r>
               <w:t>4.2.3    UC-03: [Use Case Name]</w:t>
-            </w:r>
-            <w:r>
               <w:tab/>
-              <w:t>15</w:t>
+              <w:t>14</w:t>
             </w:r>
           </w:hyperlink>
         </w:p>
@@ -1348,10 +1052,8 @@
           <w:hyperlink w:anchor="_SRS523" w:history="1">
             <w:r>
               <w:t>4.2.n    UC-n: [Use Case Name]</w:t>
-            </w:r>
-            <w:r>
               <w:tab/>
-              <w:t>16</w:t>
+              <w:t>15</w:t>
             </w:r>
           </w:hyperlink>
         </w:p>
@@ -1365,11 +1067,9 @@
           </w:pPr>
           <w:hyperlink w:anchor="_SRS524" w:history="1">
             <w:r>
-              <w:t>Data Requirements</w:t>
-            </w:r>
-            <w:r>
+              <w:t xml:space="preserve">5    Data Requirements</w:t>
               <w:tab/>
-              <w:t>17</w:t>
+              <w:t>16</w:t>
             </w:r>
           </w:hyperlink>
         </w:p>
@@ -1385,10 +1085,8 @@
           <w:hyperlink w:anchor="_SRS525" w:history="1">
             <w:r>
               <w:t>5.1    Major Data Entities</w:t>
-            </w:r>
-            <w:r>
               <w:tab/>
-              <w:t>17</w:t>
+              <w:t>16</w:t>
             </w:r>
           </w:hyperlink>
         </w:p>
@@ -1404,10 +1102,8 @@
           <w:hyperlink w:anchor="_SRS526" w:history="1">
             <w:r>
               <w:t>5.2    Entity-Relationship Diagram / Data Model</w:t>
-            </w:r>
-            <w:r>
               <w:tab/>
-              <w:t>17</w:t>
+              <w:t>16</w:t>
             </w:r>
           </w:hyperlink>
         </w:p>
@@ -1423,10 +1119,8 @@
           <w:hyperlink w:anchor="_SRS527" w:history="1">
             <w:r>
               <w:t>5.3    Data Dictionary</w:t>
-            </w:r>
-            <w:r>
               <w:tab/>
-              <w:t>18</w:t>
+              <w:t>17</w:t>
             </w:r>
           </w:hyperlink>
         </w:p>
@@ -1440,11 +1134,9 @@
           </w:pPr>
           <w:hyperlink w:anchor="_SRS528" w:history="1">
             <w:r>
-              <w:t>Interface Requirements</w:t>
-            </w:r>
-            <w:r>
+              <w:t xml:space="preserve">6    Interface Requirements</w:t>
               <w:tab/>
-              <w:t>19</w:t>
+              <w:t>18</w:t>
             </w:r>
           </w:hyperlink>
         </w:p>
@@ -1460,10 +1152,8 @@
           <w:hyperlink w:anchor="_SRS529" w:history="1">
             <w:r>
               <w:t>6.1    User Interface Requirements</w:t>
-            </w:r>
-            <w:r>
               <w:tab/>
-              <w:t>19</w:t>
+              <w:t>18</w:t>
             </w:r>
           </w:hyperlink>
         </w:p>
@@ -1479,10 +1169,8 @@
           <w:hyperlink w:anchor="_SRS530" w:history="1">
             <w:r>
               <w:t>6.2    External System/Software Interfaces</w:t>
-            </w:r>
-            <w:r>
               <w:tab/>
-              <w:t>19</w:t>
+              <w:t>18</w:t>
             </w:r>
           </w:hyperlink>
         </w:p>
@@ -1498,10 +1186,8 @@
           <w:hyperlink w:anchor="_SRS531" w:history="1">
             <w:r>
               <w:t>6.3    Other Interfaces</w:t>
-            </w:r>
-            <w:r>
               <w:tab/>
-              <w:t>20</w:t>
+              <w:t>19</w:t>
             </w:r>
           </w:hyperlink>
         </w:p>
@@ -1515,11 +1201,9 @@
           </w:pPr>
           <w:hyperlink w:anchor="_SRS532" w:history="1">
             <w:r>
-              <w:t>Non-Functional Requirements</w:t>
-            </w:r>
-            <w:r>
+              <w:t xml:space="preserve">7    Non-Functional Requirements</w:t>
               <w:tab/>
-              <w:t>21</w:t>
+              <w:t>20</w:t>
             </w:r>
           </w:hyperlink>
         </w:p>
@@ -1535,10 +1219,8 @@
           <w:hyperlink w:anchor="_SRS533" w:history="1">
             <w:r>
               <w:t>7.1    Security and Privacy</w:t>
-            </w:r>
-            <w:r>
               <w:tab/>
-              <w:t>21</w:t>
+              <w:t>20</w:t>
             </w:r>
           </w:hyperlink>
         </w:p>
@@ -1554,10 +1236,8 @@
           <w:hyperlink w:anchor="_SRS534" w:history="1">
             <w:r>
               <w:t>7.2    Performance</w:t>
-            </w:r>
-            <w:r>
               <w:tab/>
-              <w:t>21</w:t>
+              <w:t>20</w:t>
             </w:r>
           </w:hyperlink>
         </w:p>
@@ -1573,10 +1253,8 @@
           <w:hyperlink w:anchor="_SRS535" w:history="1">
             <w:r>
               <w:t>7.3    Usability and Accessibility</w:t>
-            </w:r>
-            <w:r>
               <w:tab/>
-              <w:t>22</w:t>
+              <w:t>21</w:t>
             </w:r>
           </w:hyperlink>
         </w:p>
@@ -1592,10 +1270,8 @@
           <w:hyperlink w:anchor="_SRS536" w:history="1">
             <w:r>
               <w:t>7.4    Reliability and Availability</w:t>
-            </w:r>
-            <w:r>
               <w:tab/>
-              <w:t>22</w:t>
+              <w:t>21</w:t>
             </w:r>
           </w:hyperlink>
         </w:p>
@@ -1611,10 +1287,8 @@
           <w:hyperlink w:anchor="_SRS537" w:history="1">
             <w:r>
               <w:t>7.5    Other Quality Requirements</w:t>
-            </w:r>
-            <w:r>
               <w:tab/>
-              <w:t>22</w:t>
+              <w:t>21</w:t>
             </w:r>
           </w:hyperlink>
         </w:p>
@@ -1628,11 +1302,9 @@
           </w:pPr>
           <w:hyperlink w:anchor="_SRS538" w:history="1">
             <w:r>
-              <w:t>Business Rules</w:t>
-            </w:r>
-            <w:r>
+              <w:t xml:space="preserve">8    Business Rules</w:t>
               <w:tab/>
-              <w:t>23</w:t>
+              <w:t>22</w:t>
             </w:r>
           </w:hyperlink>
         </w:p>
@@ -1646,11 +1318,9 @@
           </w:pPr>
           <w:hyperlink w:anchor="_SRS539" w:history="1">
             <w:r>
-              <w:t>Requirements Traceability Matrix</w:t>
-            </w:r>
-            <w:r>
+              <w:t xml:space="preserve">9    Requirements Traceability Matrix</w:t>
               <w:tab/>
-              <w:t>24</w:t>
+              <w:t>23</w:t>
             </w:r>
           </w:hyperlink>
         </w:p>
@@ -1665,10 +1335,8 @@
           <w:hyperlink w:anchor="is295_references" w:history="1">
             <w:r>
               <w:t>References</w:t>
-            </w:r>
-            <w:r>
               <w:tab/>
-              <w:t>25</w:t>
+              <w:t>24</w:t>
             </w:r>
           </w:hyperlink>
         </w:p>
@@ -1683,10 +1351,8 @@
           <w:hyperlink w:anchor="is295_ai_declaration" w:history="1">
             <w:r>
               <w:t>Declaration of AI Use</w:t>
-            </w:r>
-            <w:r>
               <w:tab/>
-              <w:t>26</w:t>
+              <w:t>25</w:t>
             </w:r>
           </w:hyperlink>
           <w:r>
@@ -2421,15 +2087,7 @@
       </w:pPr>
       <w:bookmarkStart w:id="11" w:name="_SRS512"/>
       <w:r>
-        <w:t xml:space="preserve">3.1 </w:t>
-      </w:r>
-      <w:proofErr w:type="gramStart"/>
-      <w:r>
-        <w:t xml:space="preserve">   [</w:t>
-      </w:r>
-      <w:proofErr w:type="gramEnd"/>
-      <w:r>
-        <w:t>Module or Feature Name]</w:t>
+        <w:t xml:space="preserve">3.1    [Module or Feature Name]</w:t>
       </w:r>
       <w:bookmarkEnd w:id="11"/>
     </w:p>
@@ -2674,15 +2332,7 @@
       </w:pPr>
       <w:bookmarkStart w:id="12" w:name="_SRS513"/>
       <w:r>
-        <w:t xml:space="preserve">3.2 </w:t>
-      </w:r>
-      <w:proofErr w:type="gramStart"/>
-      <w:r>
-        <w:t xml:space="preserve">   [</w:t>
-      </w:r>
-      <w:proofErr w:type="gramEnd"/>
-      <w:r>
-        <w:t>Module or Feature Name]</w:t>
+        <w:t xml:space="preserve">3.2    [Module or Feature Name]</w:t>
       </w:r>
       <w:bookmarkEnd w:id="12"/>
     </w:p>
@@ -2928,15 +2578,7 @@
       </w:pPr>
       <w:bookmarkStart w:id="13" w:name="_SRS514"/>
       <w:r>
-        <w:t xml:space="preserve">3.3 </w:t>
-      </w:r>
-      <w:proofErr w:type="gramStart"/>
-      <w:r>
-        <w:t xml:space="preserve">   [</w:t>
-      </w:r>
-      <w:proofErr w:type="gramEnd"/>
-      <w:r>
-        <w:t>Module or Feature Name]</w:t>
+        <w:t xml:space="preserve">3.3    [Module or Feature Name]</w:t>
       </w:r>
       <w:bookmarkEnd w:id="13"/>
     </w:p>
@@ -3181,15 +2823,7 @@
       </w:pPr>
       <w:bookmarkStart w:id="14" w:name="_SRS515"/>
       <w:r>
-        <w:t xml:space="preserve">3.4 </w:t>
-      </w:r>
-      <w:proofErr w:type="gramStart"/>
-      <w:r>
-        <w:t xml:space="preserve">   [</w:t>
-      </w:r>
-      <w:proofErr w:type="gramEnd"/>
-      <w:r>
-        <w:t>Module or Feature Name]</w:t>
+        <w:t xml:space="preserve">3.4    [Module or Feature Name]</w:t>
       </w:r>
       <w:bookmarkEnd w:id="14"/>
     </w:p>
@@ -3434,15 +3068,7 @@
       </w:pPr>
       <w:bookmarkStart w:id="15" w:name="_SRS516"/>
       <w:r>
-        <w:t xml:space="preserve">3.n </w:t>
-      </w:r>
-      <w:proofErr w:type="gramStart"/>
-      <w:r>
-        <w:t xml:space="preserve">   [</w:t>
-      </w:r>
-      <w:proofErr w:type="gramEnd"/>
-      <w:r>
-        <w:t>Module or Feature Name]</w:t>
+        <w:t xml:space="preserve">3.n    [Module or Feature Name]</w:t>
       </w:r>
       <w:bookmarkEnd w:id="15"/>
     </w:p>
@@ -3817,15 +3443,7 @@
         <w:ind w:firstLine="567"/>
       </w:pPr>
       <w:r>
-        <w:t xml:space="preserve">Provide detailed specifications for the major use cases using the format below. Present the main flow as a numbered sequence of actor and system </w:t>
-      </w:r>
-      <w:proofErr w:type="gramStart"/>
-      <w:r>
-        <w:t>steps, and</w:t>
-      </w:r>
-      <w:proofErr w:type="gramEnd"/>
-      <w:r>
-        <w:t xml:space="preserve"> list the functional requirements that the use case involves. Minor interface actions do not need separate use case specifications.</w:t>
+        <w:t xml:space="preserve">Provide detailed specifications for the major use cases using the format below. Present the main flow as a numbered sequence of actor and system steps, and list the functional requirements that the use case involves. Minor interface actions do not need separate use case specifications.</w:t>
       </w:r>
     </w:p>
     <w:p>
@@ -6801,21 +6419,7 @@
         <w:rPr>
           <w:b/>
         </w:rPr>
-        <w:t xml:space="preserve">Table </w:t>
-      </w:r>
-      <w:proofErr w:type="gramStart"/>
-      <w:r>
-        <w:rPr>
-          <w:b/>
-        </w:rPr>
-        <w:t>4.[</w:t>
-      </w:r>
-      <w:proofErr w:type="gramEnd"/>
-      <w:r>
-        <w:rPr>
-          <w:b/>
-        </w:rPr>
-        <w:t>n].</w:t>
+        <w:t xml:space="preserve">Table 4.[n].</w:t>
       </w:r>
       <w:r>
         <w:t xml:space="preserve"> Use Case Specification for UC-n</w:t>
@@ -7201,25 +6805,7 @@
                 <w:sz w:val="20"/>
                 <w:szCs w:val="20"/>
               </w:rPr>
-              <w:t xml:space="preserve">[See Table </w:t>
-            </w:r>
-            <w:proofErr w:type="gramStart"/>
-            <w:r>
-              <w:rPr>
-                <w:i/>
-                <w:sz w:val="20"/>
-                <w:szCs w:val="20"/>
-              </w:rPr>
-              <w:t>4.[</w:t>
-            </w:r>
-            <w:proofErr w:type="gramEnd"/>
-            <w:r>
-              <w:rPr>
-                <w:i/>
-                <w:sz w:val="20"/>
-                <w:szCs w:val="20"/>
-              </w:rPr>
-              <w:t>n+1]]</w:t>
+              <w:t xml:space="preserve">[See Table 4.[n+1]]</w:t>
             </w:r>
           </w:p>
         </w:tc>
@@ -7369,21 +6955,7 @@
         <w:rPr>
           <w:b/>
         </w:rPr>
-        <w:t xml:space="preserve">Table </w:t>
-      </w:r>
-      <w:proofErr w:type="gramStart"/>
-      <w:r>
-        <w:rPr>
-          <w:b/>
-        </w:rPr>
-        <w:t>4.[</w:t>
-      </w:r>
-      <w:proofErr w:type="gramEnd"/>
-      <w:r>
-        <w:rPr>
-          <w:b/>
-        </w:rPr>
-        <w:t>n+1].</w:t>
+        <w:t xml:space="preserve">Table 4.[n+1].</w:t>
       </w:r>
       <w:r>
         <w:t xml:space="preserve"> Main Flow of UC-n</w:t>
@@ -8392,27 +7964,7 @@
                 <w:sz w:val="20"/>
                 <w:szCs w:val="20"/>
               </w:rPr>
-              <w:t>[</w:t>
-            </w:r>
-            <w:proofErr w:type="spellStart"/>
-            <w:r>
-              <w:rPr>
-                <w:b/>
-                <w:i/>
-                <w:sz w:val="20"/>
-                <w:szCs w:val="20"/>
-              </w:rPr>
-              <w:t>data_element</w:t>
-            </w:r>
-            <w:proofErr w:type="spellEnd"/>
-            <w:r>
-              <w:rPr>
-                <w:b/>
-                <w:i/>
-                <w:sz w:val="20"/>
-                <w:szCs w:val="20"/>
-              </w:rPr>
-              <w:t>]</w:t>
+              <w:t>[data_element]</w:t>
             </w:r>
           </w:p>
         </w:tc>
@@ -8518,27 +8070,7 @@
                 <w:sz w:val="20"/>
                 <w:szCs w:val="20"/>
               </w:rPr>
-              <w:t>[</w:t>
-            </w:r>
-            <w:proofErr w:type="spellStart"/>
-            <w:r>
-              <w:rPr>
-                <w:b/>
-                <w:i/>
-                <w:sz w:val="20"/>
-                <w:szCs w:val="20"/>
-              </w:rPr>
-              <w:t>data_element</w:t>
-            </w:r>
-            <w:proofErr w:type="spellEnd"/>
-            <w:r>
-              <w:rPr>
-                <w:b/>
-                <w:i/>
-                <w:sz w:val="20"/>
-                <w:szCs w:val="20"/>
-              </w:rPr>
-              <w:t>]</w:t>
+              <w:t>[data_element]</w:t>
             </w:r>
           </w:p>
         </w:tc>
@@ -8643,27 +8175,7 @@
                 <w:sz w:val="20"/>
                 <w:szCs w:val="20"/>
               </w:rPr>
-              <w:t>[</w:t>
-            </w:r>
-            <w:proofErr w:type="spellStart"/>
-            <w:r>
-              <w:rPr>
-                <w:b/>
-                <w:i/>
-                <w:sz w:val="20"/>
-                <w:szCs w:val="20"/>
-              </w:rPr>
-              <w:t>data_element</w:t>
-            </w:r>
-            <w:proofErr w:type="spellEnd"/>
-            <w:r>
-              <w:rPr>
-                <w:b/>
-                <w:i/>
-                <w:sz w:val="20"/>
-                <w:szCs w:val="20"/>
-              </w:rPr>
-              <w:t>]</w:t>
+              <w:t>[data_element]</w:t>
             </w:r>
           </w:p>
         </w:tc>
